--- a/lab1/ЛМІ_Сєргєєв_лаб1.docx
+++ b/lab1/ЛМІ_Сєргєєв_лаб1.docx
@@ -147,25 +147,41 @@
           <w:sz w:val="28"/>
           <w:szCs w:val="28"/>
         </w:rPr>
-        <w:t>5</w:t>
-      </w:r>
-    </w:p>
-    <w:p>
-      <w:pPr>
-        <w:jc w:val="center"/>
-        <w:rPr>
-          <w:rFonts w:ascii="Times New Roman" w:hAnsi="Times New Roman" w:cs="Times New Roman"/>
-          <w:sz w:val="28"/>
-          <w:szCs w:val="28"/>
-        </w:rPr>
-      </w:pPr>
-      <w:r>
-        <w:rPr>
-          <w:rFonts w:ascii="Times New Roman" w:hAnsi="Times New Roman" w:cs="Times New Roman"/>
-          <w:sz w:val="28"/>
-          <w:szCs w:val="28"/>
-        </w:rPr>
-        <w:t>з «Адміністрування комп’ютерних систем»</w:t>
+        <w:t>1</w:t>
+      </w:r>
+    </w:p>
+    <w:p>
+      <w:pPr>
+        <w:jc w:val="center"/>
+        <w:rPr>
+          <w:rFonts w:ascii="Times New Roman" w:hAnsi="Times New Roman" w:cs="Times New Roman"/>
+          <w:sz w:val="28"/>
+          <w:szCs w:val="28"/>
+        </w:rPr>
+      </w:pPr>
+      <w:r>
+        <w:rPr>
+          <w:rFonts w:ascii="Times New Roman" w:hAnsi="Times New Roman" w:cs="Times New Roman"/>
+          <w:sz w:val="28"/>
+          <w:szCs w:val="28"/>
+        </w:rPr>
+        <w:t>з «</w:t>
+      </w:r>
+      <w:r>
+        <w:rPr>
+          <w:rFonts w:ascii="Times New Roman" w:hAnsi="Times New Roman" w:cs="Times New Roman"/>
+          <w:sz w:val="28"/>
+          <w:szCs w:val="28"/>
+        </w:rPr>
+        <w:t>Людино-машинний інтерфейс</w:t>
+      </w:r>
+      <w:r>
+        <w:rPr>
+          <w:rFonts w:ascii="Times New Roman" w:hAnsi="Times New Roman" w:cs="Times New Roman"/>
+          <w:sz w:val="28"/>
+          <w:szCs w:val="28"/>
+        </w:rPr>
+        <w:t>»</w:t>
       </w:r>
     </w:p>
     <w:p>
@@ -253,7 +269,41 @@
           <w:sz w:val="28"/>
           <w:szCs w:val="28"/>
         </w:rPr>
-        <w:t>Перевірив: Горбенко В.І</w:t>
+        <w:t>Перевіри</w:t>
+      </w:r>
+      <w:r>
+        <w:rPr>
+          <w:rFonts w:ascii="Times New Roman" w:hAnsi="Times New Roman" w:cs="Times New Roman"/>
+          <w:sz w:val="28"/>
+          <w:szCs w:val="28"/>
+        </w:rPr>
+        <w:t>ла</w:t>
+      </w:r>
+      <w:r>
+        <w:rPr>
+          <w:rFonts w:ascii="Times New Roman" w:hAnsi="Times New Roman" w:cs="Times New Roman"/>
+          <w:sz w:val="28"/>
+          <w:szCs w:val="28"/>
+        </w:rPr>
+        <w:t xml:space="preserve">: </w:t>
+      </w:r>
+      <w:proofErr w:type="spellStart"/>
+      <w:r>
+        <w:rPr>
+          <w:rFonts w:ascii="Times New Roman" w:hAnsi="Times New Roman" w:cs="Times New Roman"/>
+          <w:sz w:val="28"/>
+          <w:szCs w:val="28"/>
+        </w:rPr>
+        <w:t>Чопорова</w:t>
+      </w:r>
+      <w:proofErr w:type="spellEnd"/>
+      <w:r>
+        <w:rPr>
+          <w:rFonts w:ascii="Times New Roman" w:hAnsi="Times New Roman" w:cs="Times New Roman"/>
+          <w:sz w:val="28"/>
+          <w:szCs w:val="28"/>
+        </w:rPr>
+        <w:t xml:space="preserve"> О.В</w:t>
       </w:r>
     </w:p>
     <w:p>
@@ -404,11 +454,6 @@
     </w:p>
     <w:p>
       <w:pPr>
-        <w:pStyle w:val="a7"/>
-        <w:numPr>
-          <w:ilvl w:val="0"/>
-          <w:numId w:val="1"/>
-        </w:numPr>
         <w:rPr>
           <w:rFonts w:ascii="Times New Roman" w:hAnsi="Times New Roman" w:cs="Times New Roman"/>
           <w:sz w:val="28"/>
@@ -422,8 +467,70 @@
           <w:szCs w:val="28"/>
         </w:rPr>
         <w:lastRenderedPageBreak/>
-        <w:t xml:space="preserve">Увійшов в систему і перейшов на </w:t>
-      </w:r>
+        <w:t>Завдання:</w:t>
+      </w:r>
+      <w:r>
+        <w:rPr>
+          <w:rFonts w:ascii="Times New Roman" w:hAnsi="Times New Roman" w:cs="Times New Roman"/>
+          <w:sz w:val="28"/>
+          <w:szCs w:val="28"/>
+        </w:rPr>
+        <w:br/>
+      </w:r>
+      <w:r>
+        <w:rPr>
+          <w:rFonts w:ascii="Times New Roman" w:hAnsi="Times New Roman" w:cs="Times New Roman"/>
+          <w:sz w:val="28"/>
+          <w:szCs w:val="28"/>
+        </w:rPr>
+        <w:t>Розробити інтерфейс програми для обчислення значення обраної користувачем функції у заданій точці. Користувач має обирати одну з можливих альтернатив, вводити точку для обчислення цієї функції. Компонування елементів інтерфейсу повинно бути адаптивним до розмірів вікна. Про результат обчислення за допомогою окремого повідомлення та шляхом збереження його біля рядку з функцію. Повідомлення повинне адекватно подавати про функцію, точку, у якій виконані обчислення, та результат.</w:t>
+      </w:r>
+    </w:p>
+    <w:p>
+      <w:pPr>
+        <w:rPr>
+          <w:rFonts w:ascii="Times New Roman" w:hAnsi="Times New Roman" w:cs="Times New Roman"/>
+          <w:sz w:val="28"/>
+          <w:szCs w:val="28"/>
+        </w:rPr>
+      </w:pPr>
+      <w:r>
+        <w:rPr>
+          <w:rFonts w:ascii="Times New Roman" w:hAnsi="Times New Roman" w:cs="Times New Roman"/>
+          <w:sz w:val="28"/>
+          <w:szCs w:val="28"/>
+        </w:rPr>
+        <w:t xml:space="preserve">Код: </w:t>
+      </w:r>
+      <w:hyperlink r:id="rId5" w:history="1">
+        <w:r>
+          <w:rPr>
+            <w:rStyle w:val="ad"/>
+            <w:rFonts w:ascii="Times New Roman" w:hAnsi="Times New Roman" w:cs="Times New Roman"/>
+            <w:sz w:val="28"/>
+            <w:szCs w:val="28"/>
+          </w:rPr>
+          <w:t>https://github.com/JarusDeutsch/LMI/tree/main/lab1</w:t>
+        </w:r>
+      </w:hyperlink>
+      <w:r>
+        <w:rPr>
+          <w:rFonts w:ascii="Times New Roman" w:hAnsi="Times New Roman" w:cs="Times New Roman"/>
+          <w:sz w:val="28"/>
+          <w:szCs w:val="28"/>
+        </w:rPr>
+        <w:t xml:space="preserve"> </w:t>
+      </w:r>
+    </w:p>
+    <w:p>
+      <w:pPr>
+        <w:rPr>
+          <w:rFonts w:ascii="Times New Roman" w:hAnsi="Times New Roman" w:cs="Times New Roman"/>
+          <w:vanish/>
+          <w:sz w:val="28"/>
+          <w:szCs w:val="28"/>
+        </w:rPr>
+      </w:pPr>
       <w:proofErr w:type="spellStart"/>
       <w:r>
         <w:rPr>
@@ -431,18 +538,24 @@
           <w:sz w:val="28"/>
           <w:szCs w:val="28"/>
         </w:rPr>
-        <w:t>root</w:t>
+        <w:t>Резульат</w:t>
       </w:r>
       <w:proofErr w:type="spellEnd"/>
       <w:r>
         <w:rPr>
           <w:rFonts w:ascii="Times New Roman" w:hAnsi="Times New Roman" w:cs="Times New Roman"/>
-          <w:noProof/>
-          <w:sz w:val="28"/>
-          <w:szCs w:val="28"/>
-          <w14:ligatures w14:val="standardContextual"/>
-        </w:rPr>
-        <w:t xml:space="preserve"> </w:t>
+          <w:sz w:val="28"/>
+          <w:szCs w:val="28"/>
+        </w:rPr>
+        <w:t>:</w:t>
+      </w:r>
+      <w:r>
+        <w:rPr>
+          <w:rFonts w:ascii="Times New Roman" w:hAnsi="Times New Roman" w:cs="Times New Roman"/>
+          <w:sz w:val="28"/>
+          <w:szCs w:val="28"/>
+        </w:rPr>
+        <w:br/>
       </w:r>
       <w:r>
         <w:rPr>
@@ -451,76 +564,10 @@
           <w:szCs w:val="28"/>
         </w:rPr>
         <w:drawing>
-          <wp:inline distT="0" distB="0" distL="0" distR="0" wp14:anchorId="26F2CD56" wp14:editId="04D66CCF">
-            <wp:extent cx="5730949" cy="1178045"/>
-            <wp:effectExtent l="0" t="0" r="3175" b="3175"/>
+          <wp:inline distT="0" distB="0" distL="0" distR="0" wp14:anchorId="65F7FA1B" wp14:editId="44D27221">
+            <wp:extent cx="5591175" cy="3320040"/>
+            <wp:effectExtent l="0" t="0" r="0" b="0"/>
             <wp:docPr id="1" name="Рисунок 1"/>
-            <wp:cNvGraphicFramePr>
-              <a:graphicFrameLocks xmlns:a="http://schemas.openxmlformats.org/drawingml/2006/main" noChangeAspect="1"/>
-            </wp:cNvGraphicFramePr>
-            <a:graphic xmlns:a="http://schemas.openxmlformats.org/drawingml/2006/main">
-              <a:graphicData uri="http://schemas.openxmlformats.org/drawingml/2006/picture">
-                <pic:pic xmlns:pic="http://schemas.openxmlformats.org/drawingml/2006/picture">
-                  <pic:nvPicPr>
-                    <pic:cNvPr id="1" name=""/>
-                    <pic:cNvPicPr/>
-                  </pic:nvPicPr>
-                  <pic:blipFill>
-                    <a:blip r:embed="rId5"/>
-                    <a:stretch>
-                      <a:fillRect/>
-                    </a:stretch>
-                  </pic:blipFill>
-                  <pic:spPr>
-                    <a:xfrm>
-                      <a:off x="0" y="0"/>
-                      <a:ext cx="5739488" cy="1179800"/>
-                    </a:xfrm>
-                    <a:prstGeom prst="rect">
-                      <a:avLst/>
-                    </a:prstGeom>
-                  </pic:spPr>
-                </pic:pic>
-              </a:graphicData>
-            </a:graphic>
-          </wp:inline>
-        </w:drawing>
-      </w:r>
-    </w:p>
-    <w:p>
-      <w:pPr>
-        <w:pStyle w:val="a7"/>
-        <w:numPr>
-          <w:ilvl w:val="0"/>
-          <w:numId w:val="1"/>
-        </w:numPr>
-        <w:rPr>
-          <w:rFonts w:ascii="Times New Roman" w:hAnsi="Times New Roman" w:cs="Times New Roman"/>
-          <w:sz w:val="28"/>
-          <w:szCs w:val="28"/>
-        </w:rPr>
-      </w:pPr>
-      <w:r>
-        <w:rPr>
-          <w:rFonts w:ascii="Times New Roman" w:hAnsi="Times New Roman" w:cs="Times New Roman"/>
-          <w:noProof/>
-          <w:sz w:val="28"/>
-          <w:szCs w:val="28"/>
-        </w:rPr>
-        <w:t xml:space="preserve">Завантажив Samba </w:t>
-      </w:r>
-      <w:r>
-        <w:rPr>
-          <w:rFonts w:ascii="Times New Roman" w:hAnsi="Times New Roman" w:cs="Times New Roman"/>
-          <w:noProof/>
-          <w:sz w:val="28"/>
-          <w:szCs w:val="28"/>
-        </w:rPr>
-        <w:drawing>
-          <wp:inline distT="0" distB="0" distL="0" distR="0" wp14:anchorId="3210DF96" wp14:editId="4C5A8E7B">
-            <wp:extent cx="5730875" cy="1930916"/>
-            <wp:effectExtent l="0" t="0" r="3175" b="0"/>
-            <wp:docPr id="2" name="Рисунок 2"/>
             <wp:cNvGraphicFramePr>
               <a:graphicFrameLocks xmlns:a="http://schemas.openxmlformats.org/drawingml/2006/main" noChangeAspect="1"/>
             </wp:cNvGraphicFramePr>
@@ -540,7 +587,7 @@
                   <pic:spPr>
                     <a:xfrm>
                       <a:off x="0" y="0"/>
-                      <a:ext cx="5740903" cy="1934295"/>
+                      <a:ext cx="5597595" cy="3323852"/>
                     </a:xfrm>
                     <a:prstGeom prst="rect">
                       <a:avLst/>
@@ -552,934 +599,43 @@
           </wp:inline>
         </w:drawing>
       </w:r>
-    </w:p>
-    <w:p>
-      <w:pPr>
-        <w:pStyle w:val="a7"/>
-        <w:numPr>
-          <w:ilvl w:val="0"/>
-          <w:numId w:val="1"/>
-        </w:numPr>
-        <w:rPr>
-          <w:rFonts w:ascii="Times New Roman" w:hAnsi="Times New Roman" w:cs="Times New Roman"/>
-          <w:sz w:val="28"/>
-          <w:szCs w:val="28"/>
-        </w:rPr>
-      </w:pPr>
-      <w:r>
-        <w:rPr>
-          <w:rFonts w:ascii="Times New Roman" w:hAnsi="Times New Roman" w:cs="Times New Roman"/>
-          <w:noProof/>
-          <w:sz w:val="28"/>
-          <w:szCs w:val="28"/>
-        </w:rPr>
-        <w:t xml:space="preserve">Створив каталог для розшарювання </w:t>
-      </w:r>
-      <w:r>
-        <w:rPr>
-          <w:rFonts w:ascii="Times New Roman" w:hAnsi="Times New Roman" w:cs="Times New Roman"/>
-          <w:noProof/>
-          <w:sz w:val="28"/>
-          <w:szCs w:val="28"/>
-        </w:rPr>
-        <w:drawing>
-          <wp:inline distT="0" distB="0" distL="0" distR="0" wp14:anchorId="63C52D21" wp14:editId="1E61250E">
-            <wp:extent cx="3791479" cy="809738"/>
-            <wp:effectExtent l="0" t="0" r="0" b="9525"/>
-            <wp:docPr id="3" name="Рисунок 3"/>
-            <wp:cNvGraphicFramePr>
-              <a:graphicFrameLocks xmlns:a="http://schemas.openxmlformats.org/drawingml/2006/main" noChangeAspect="1"/>
-            </wp:cNvGraphicFramePr>
-            <a:graphic xmlns:a="http://schemas.openxmlformats.org/drawingml/2006/main">
-              <a:graphicData uri="http://schemas.openxmlformats.org/drawingml/2006/picture">
-                <pic:pic xmlns:pic="http://schemas.openxmlformats.org/drawingml/2006/picture">
-                  <pic:nvPicPr>
-                    <pic:cNvPr id="1" name=""/>
-                    <pic:cNvPicPr/>
-                  </pic:nvPicPr>
-                  <pic:blipFill>
-                    <a:blip r:embed="rId7"/>
-                    <a:stretch>
-                      <a:fillRect/>
-                    </a:stretch>
-                  </pic:blipFill>
-                  <pic:spPr>
-                    <a:xfrm>
-                      <a:off x="0" y="0"/>
-                      <a:ext cx="3791479" cy="809738"/>
-                    </a:xfrm>
-                    <a:prstGeom prst="rect">
-                      <a:avLst/>
-                    </a:prstGeom>
-                  </pic:spPr>
-                </pic:pic>
-              </a:graphicData>
-            </a:graphic>
-          </wp:inline>
-        </w:drawing>
-      </w:r>
-    </w:p>
-    <w:p>
-      <w:pPr>
-        <w:pStyle w:val="a7"/>
-        <w:numPr>
-          <w:ilvl w:val="0"/>
-          <w:numId w:val="1"/>
-        </w:numPr>
-        <w:rPr>
-          <w:rFonts w:ascii="Times New Roman" w:hAnsi="Times New Roman" w:cs="Times New Roman"/>
-          <w:sz w:val="28"/>
-          <w:szCs w:val="28"/>
-        </w:rPr>
-      </w:pPr>
-      <w:r>
-        <w:rPr>
-          <w:rFonts w:ascii="Times New Roman" w:hAnsi="Times New Roman" w:cs="Times New Roman"/>
-          <w:noProof/>
-          <w:sz w:val="28"/>
-          <w:szCs w:val="28"/>
-        </w:rPr>
-        <w:t>Налаштував конфіг</w:t>
-      </w:r>
-      <w:r>
-        <w:rPr>
-          <w:rFonts w:ascii="Times New Roman" w:hAnsi="Times New Roman" w:cs="Times New Roman"/>
-          <w:noProof/>
-          <w:sz w:val="28"/>
-          <w:szCs w:val="28"/>
-        </w:rPr>
-        <w:t xml:space="preserve"> </w:t>
-      </w:r>
-      <w:r>
-        <w:rPr>
-          <w:rFonts w:ascii="Times New Roman" w:hAnsi="Times New Roman" w:cs="Times New Roman"/>
-          <w:noProof/>
-          <w:sz w:val="28"/>
-          <w:szCs w:val="28"/>
-        </w:rPr>
-        <w:drawing>
-          <wp:inline distT="0" distB="0" distL="0" distR="0" wp14:anchorId="03B34D58" wp14:editId="3B547703">
-            <wp:extent cx="5603358" cy="3417120"/>
-            <wp:effectExtent l="0" t="0" r="0" b="0"/>
-            <wp:docPr id="4" name="Рисунок 4"/>
-            <wp:cNvGraphicFramePr>
-              <a:graphicFrameLocks xmlns:a="http://schemas.openxmlformats.org/drawingml/2006/main" noChangeAspect="1"/>
-            </wp:cNvGraphicFramePr>
-            <a:graphic xmlns:a="http://schemas.openxmlformats.org/drawingml/2006/main">
-              <a:graphicData uri="http://schemas.openxmlformats.org/drawingml/2006/picture">
-                <pic:pic xmlns:pic="http://schemas.openxmlformats.org/drawingml/2006/picture">
-                  <pic:nvPicPr>
-                    <pic:cNvPr id="1" name=""/>
-                    <pic:cNvPicPr/>
-                  </pic:nvPicPr>
-                  <pic:blipFill>
-                    <a:blip r:embed="rId8"/>
-                    <a:stretch>
-                      <a:fillRect/>
-                    </a:stretch>
-                  </pic:blipFill>
-                  <pic:spPr>
-                    <a:xfrm>
-                      <a:off x="0" y="0"/>
-                      <a:ext cx="5606999" cy="3419340"/>
-                    </a:xfrm>
-                    <a:prstGeom prst="rect">
-                      <a:avLst/>
-                    </a:prstGeom>
-                  </pic:spPr>
-                </pic:pic>
-              </a:graphicData>
-            </a:graphic>
-          </wp:inline>
-        </w:drawing>
-      </w:r>
-    </w:p>
-    <w:p>
-      <w:pPr>
-        <w:pStyle w:val="a7"/>
-        <w:numPr>
-          <w:ilvl w:val="0"/>
-          <w:numId w:val="1"/>
-        </w:numPr>
-        <w:rPr>
-          <w:rFonts w:ascii="Times New Roman" w:hAnsi="Times New Roman" w:cs="Times New Roman"/>
-          <w:sz w:val="28"/>
-          <w:szCs w:val="28"/>
-        </w:rPr>
-      </w:pPr>
-      <w:r>
-        <w:rPr>
-          <w:rFonts w:ascii="Times New Roman" w:hAnsi="Times New Roman" w:cs="Times New Roman"/>
-          <w:noProof/>
-          <w:sz w:val="28"/>
-          <w:szCs w:val="28"/>
-        </w:rPr>
-        <w:t xml:space="preserve">Встановив групу власника для каталога </w:t>
-      </w:r>
-      <w:r>
-        <w:rPr>
-          <w:rFonts w:ascii="Times New Roman" w:hAnsi="Times New Roman" w:cs="Times New Roman"/>
-          <w:noProof/>
-          <w:sz w:val="28"/>
-          <w:szCs w:val="28"/>
-        </w:rPr>
-        <w:drawing>
-          <wp:inline distT="0" distB="0" distL="0" distR="0" wp14:anchorId="5E2ADF64" wp14:editId="2DC8F5F1">
-            <wp:extent cx="4887007" cy="543001"/>
-            <wp:effectExtent l="0" t="0" r="0" b="9525"/>
-            <wp:docPr id="5" name="Рисунок 5"/>
-            <wp:cNvGraphicFramePr>
-              <a:graphicFrameLocks xmlns:a="http://schemas.openxmlformats.org/drawingml/2006/main" noChangeAspect="1"/>
-            </wp:cNvGraphicFramePr>
-            <a:graphic xmlns:a="http://schemas.openxmlformats.org/drawingml/2006/main">
-              <a:graphicData uri="http://schemas.openxmlformats.org/drawingml/2006/picture">
-                <pic:pic xmlns:pic="http://schemas.openxmlformats.org/drawingml/2006/picture">
-                  <pic:nvPicPr>
-                    <pic:cNvPr id="1" name=""/>
-                    <pic:cNvPicPr/>
-                  </pic:nvPicPr>
-                  <pic:blipFill>
-                    <a:blip r:embed="rId9"/>
-                    <a:stretch>
-                      <a:fillRect/>
-                    </a:stretch>
-                  </pic:blipFill>
-                  <pic:spPr>
-                    <a:xfrm>
-                      <a:off x="0" y="0"/>
-                      <a:ext cx="4887007" cy="543001"/>
-                    </a:xfrm>
-                    <a:prstGeom prst="rect">
-                      <a:avLst/>
-                    </a:prstGeom>
-                  </pic:spPr>
-                </pic:pic>
-              </a:graphicData>
-            </a:graphic>
-          </wp:inline>
-        </w:drawing>
-      </w:r>
-      <w:r>
-        <w:rPr>
-          <w:rFonts w:ascii="Times New Roman" w:hAnsi="Times New Roman" w:cs="Times New Roman"/>
-          <w:noProof/>
-          <w:sz w:val="28"/>
-          <w:szCs w:val="28"/>
-        </w:rPr>
-        <w:t>\</w:t>
-      </w:r>
-    </w:p>
-    <w:p>
-      <w:pPr>
-        <w:pStyle w:val="a7"/>
-        <w:numPr>
-          <w:ilvl w:val="0"/>
-          <w:numId w:val="1"/>
-        </w:numPr>
-        <w:rPr>
-          <w:rFonts w:ascii="Times New Roman" w:hAnsi="Times New Roman" w:cs="Times New Roman"/>
-          <w:sz w:val="28"/>
-          <w:szCs w:val="28"/>
-        </w:rPr>
-      </w:pPr>
-      <w:r>
-        <w:rPr>
-          <w:rFonts w:ascii="Times New Roman" w:hAnsi="Times New Roman" w:cs="Times New Roman"/>
-          <w:sz w:val="28"/>
-          <w:szCs w:val="28"/>
-        </w:rPr>
-        <w:lastRenderedPageBreak/>
-        <w:t>Створення користувача user1</w:t>
-      </w:r>
-      <w:r>
-        <w:rPr>
-          <w:rFonts w:ascii="Times New Roman" w:hAnsi="Times New Roman" w:cs="Times New Roman"/>
-          <w:noProof/>
-          <w:sz w:val="28"/>
-          <w:szCs w:val="28"/>
-        </w:rPr>
-        <w:t xml:space="preserve"> </w:t>
-      </w:r>
-      <w:r>
-        <w:rPr>
-          <w:rFonts w:ascii="Times New Roman" w:hAnsi="Times New Roman" w:cs="Times New Roman"/>
-          <w:sz w:val="28"/>
-          <w:szCs w:val="28"/>
-        </w:rPr>
-        <w:drawing>
-          <wp:inline distT="0" distB="0" distL="0" distR="0" wp14:anchorId="7F001555" wp14:editId="413F473A">
-            <wp:extent cx="4201111" cy="2172003"/>
-            <wp:effectExtent l="0" t="0" r="9525" b="0"/>
-            <wp:docPr id="6" name="Рисунок 6"/>
-            <wp:cNvGraphicFramePr>
-              <a:graphicFrameLocks xmlns:a="http://schemas.openxmlformats.org/drawingml/2006/main" noChangeAspect="1"/>
-            </wp:cNvGraphicFramePr>
-            <a:graphic xmlns:a="http://schemas.openxmlformats.org/drawingml/2006/main">
-              <a:graphicData uri="http://schemas.openxmlformats.org/drawingml/2006/picture">
-                <pic:pic xmlns:pic="http://schemas.openxmlformats.org/drawingml/2006/picture">
-                  <pic:nvPicPr>
-                    <pic:cNvPr id="1" name=""/>
-                    <pic:cNvPicPr/>
-                  </pic:nvPicPr>
-                  <pic:blipFill>
-                    <a:blip r:embed="rId10"/>
-                    <a:stretch>
-                      <a:fillRect/>
-                    </a:stretch>
-                  </pic:blipFill>
-                  <pic:spPr>
-                    <a:xfrm>
-                      <a:off x="0" y="0"/>
-                      <a:ext cx="4201111" cy="2172003"/>
-                    </a:xfrm>
-                    <a:prstGeom prst="rect">
-                      <a:avLst/>
-                    </a:prstGeom>
-                  </pic:spPr>
-                </pic:pic>
-              </a:graphicData>
-            </a:graphic>
-          </wp:inline>
-        </w:drawing>
-      </w:r>
-    </w:p>
-    <w:p>
-      <w:pPr>
-        <w:pStyle w:val="a7"/>
-        <w:numPr>
-          <w:ilvl w:val="0"/>
-          <w:numId w:val="1"/>
-        </w:numPr>
-        <w:rPr>
-          <w:rFonts w:ascii="Times New Roman" w:hAnsi="Times New Roman" w:cs="Times New Roman"/>
-          <w:sz w:val="28"/>
-          <w:szCs w:val="28"/>
-        </w:rPr>
-      </w:pPr>
-      <w:r>
-        <w:rPr>
-          <w:rFonts w:ascii="Times New Roman" w:hAnsi="Times New Roman" w:cs="Times New Roman"/>
-          <w:noProof/>
-          <w:sz w:val="28"/>
-          <w:szCs w:val="28"/>
-        </w:rPr>
-        <w:t xml:space="preserve">Створення користувача user2 </w:t>
-      </w:r>
-      <w:r>
-        <w:rPr>
-          <w:rFonts w:ascii="Times New Roman" w:hAnsi="Times New Roman" w:cs="Times New Roman"/>
-          <w:noProof/>
-          <w:sz w:val="28"/>
-          <w:szCs w:val="28"/>
-        </w:rPr>
-        <w:drawing>
-          <wp:inline distT="0" distB="0" distL="0" distR="0" wp14:anchorId="3C9B523B" wp14:editId="2DAE7DF9">
-            <wp:extent cx="4620270" cy="2010056"/>
-            <wp:effectExtent l="0" t="0" r="0" b="9525"/>
-            <wp:docPr id="7" name="Рисунок 7"/>
-            <wp:cNvGraphicFramePr>
-              <a:graphicFrameLocks xmlns:a="http://schemas.openxmlformats.org/drawingml/2006/main" noChangeAspect="1"/>
-            </wp:cNvGraphicFramePr>
-            <a:graphic xmlns:a="http://schemas.openxmlformats.org/drawingml/2006/main">
-              <a:graphicData uri="http://schemas.openxmlformats.org/drawingml/2006/picture">
-                <pic:pic xmlns:pic="http://schemas.openxmlformats.org/drawingml/2006/picture">
-                  <pic:nvPicPr>
-                    <pic:cNvPr id="1" name=""/>
-                    <pic:cNvPicPr/>
-                  </pic:nvPicPr>
-                  <pic:blipFill>
-                    <a:blip r:embed="rId11"/>
-                    <a:stretch>
-                      <a:fillRect/>
-                    </a:stretch>
-                  </pic:blipFill>
-                  <pic:spPr>
-                    <a:xfrm>
-                      <a:off x="0" y="0"/>
-                      <a:ext cx="4620270" cy="2010056"/>
-                    </a:xfrm>
-                    <a:prstGeom prst="rect">
-                      <a:avLst/>
-                    </a:prstGeom>
-                  </pic:spPr>
-                </pic:pic>
-              </a:graphicData>
-            </a:graphic>
-          </wp:inline>
-        </w:drawing>
-      </w:r>
-    </w:p>
-    <w:p>
-      <w:pPr>
-        <w:pStyle w:val="a7"/>
-        <w:numPr>
-          <w:ilvl w:val="0"/>
-          <w:numId w:val="1"/>
-        </w:numPr>
-        <w:rPr>
-          <w:rFonts w:ascii="Times New Roman" w:hAnsi="Times New Roman" w:cs="Times New Roman"/>
-          <w:sz w:val="28"/>
-          <w:szCs w:val="28"/>
-        </w:rPr>
-      </w:pPr>
-      <w:r>
-        <w:rPr>
-          <w:rFonts w:ascii="Times New Roman" w:hAnsi="Times New Roman" w:cs="Times New Roman"/>
-          <w:noProof/>
-          <w:sz w:val="28"/>
-          <w:szCs w:val="28"/>
-        </w:rPr>
-        <w:t xml:space="preserve">Оновив конфіг </w:t>
-      </w:r>
-      <w:r>
-        <w:rPr>
-          <w:rFonts w:ascii="Times New Roman" w:hAnsi="Times New Roman" w:cs="Times New Roman"/>
-          <w:noProof/>
-          <w:sz w:val="28"/>
-          <w:szCs w:val="28"/>
-        </w:rPr>
-        <w:drawing>
-          <wp:inline distT="0" distB="0" distL="0" distR="0" wp14:anchorId="38832ED9" wp14:editId="6EFA6DD6">
-            <wp:extent cx="5528930" cy="3216886"/>
-            <wp:effectExtent l="0" t="0" r="0" b="3175"/>
-            <wp:docPr id="8" name="Рисунок 8"/>
-            <wp:cNvGraphicFramePr>
-              <a:graphicFrameLocks xmlns:a="http://schemas.openxmlformats.org/drawingml/2006/main" noChangeAspect="1"/>
-            </wp:cNvGraphicFramePr>
-            <a:graphic xmlns:a="http://schemas.openxmlformats.org/drawingml/2006/main">
-              <a:graphicData uri="http://schemas.openxmlformats.org/drawingml/2006/picture">
-                <pic:pic xmlns:pic="http://schemas.openxmlformats.org/drawingml/2006/picture">
-                  <pic:nvPicPr>
-                    <pic:cNvPr id="1" name=""/>
-                    <pic:cNvPicPr/>
-                  </pic:nvPicPr>
-                  <pic:blipFill>
-                    <a:blip r:embed="rId12"/>
-                    <a:stretch>
-                      <a:fillRect/>
-                    </a:stretch>
-                  </pic:blipFill>
-                  <pic:spPr>
-                    <a:xfrm>
-                      <a:off x="0" y="0"/>
-                      <a:ext cx="5533735" cy="3219682"/>
-                    </a:xfrm>
-                    <a:prstGeom prst="rect">
-                      <a:avLst/>
-                    </a:prstGeom>
-                  </pic:spPr>
-                </pic:pic>
-              </a:graphicData>
-            </a:graphic>
-          </wp:inline>
-        </w:drawing>
-      </w:r>
-    </w:p>
-    <w:p>
-      <w:pPr>
-        <w:pStyle w:val="a7"/>
-        <w:numPr>
-          <w:ilvl w:val="0"/>
-          <w:numId w:val="1"/>
-        </w:numPr>
-        <w:rPr>
-          <w:rFonts w:ascii="Times New Roman" w:hAnsi="Times New Roman" w:cs="Times New Roman"/>
-          <w:sz w:val="28"/>
-          <w:szCs w:val="28"/>
-        </w:rPr>
-      </w:pPr>
-      <w:r>
-        <w:rPr>
-          <w:rFonts w:ascii="Times New Roman" w:hAnsi="Times New Roman" w:cs="Times New Roman"/>
-          <w:noProof/>
-          <w:sz w:val="28"/>
-          <w:szCs w:val="28"/>
-        </w:rPr>
-        <w:lastRenderedPageBreak/>
-        <w:t xml:space="preserve">Перезапустив служби </w:t>
-      </w:r>
-      <w:r>
-        <w:rPr>
-          <w:rFonts w:ascii="Times New Roman" w:hAnsi="Times New Roman" w:cs="Times New Roman"/>
-          <w:noProof/>
-          <w:sz w:val="28"/>
-          <w:szCs w:val="28"/>
-        </w:rPr>
-        <w:drawing>
-          <wp:inline distT="0" distB="0" distL="0" distR="0" wp14:anchorId="554AF070" wp14:editId="6A46CBD0">
-            <wp:extent cx="5730949" cy="1092280"/>
-            <wp:effectExtent l="0" t="0" r="3175" b="0"/>
-            <wp:docPr id="9" name="Рисунок 9"/>
-            <wp:cNvGraphicFramePr>
-              <a:graphicFrameLocks xmlns:a="http://schemas.openxmlformats.org/drawingml/2006/main" noChangeAspect="1"/>
-            </wp:cNvGraphicFramePr>
-            <a:graphic xmlns:a="http://schemas.openxmlformats.org/drawingml/2006/main">
-              <a:graphicData uri="http://schemas.openxmlformats.org/drawingml/2006/picture">
-                <pic:pic xmlns:pic="http://schemas.openxmlformats.org/drawingml/2006/picture">
-                  <pic:nvPicPr>
-                    <pic:cNvPr id="1" name=""/>
-                    <pic:cNvPicPr/>
-                  </pic:nvPicPr>
-                  <pic:blipFill>
-                    <a:blip r:embed="rId13"/>
-                    <a:stretch>
-                      <a:fillRect/>
-                    </a:stretch>
-                  </pic:blipFill>
-                  <pic:spPr>
-                    <a:xfrm>
-                      <a:off x="0" y="0"/>
-                      <a:ext cx="5737875" cy="1093600"/>
-                    </a:xfrm>
-                    <a:prstGeom prst="rect">
-                      <a:avLst/>
-                    </a:prstGeom>
-                  </pic:spPr>
-                </pic:pic>
-              </a:graphicData>
-            </a:graphic>
-          </wp:inline>
-        </w:drawing>
-      </w:r>
-    </w:p>
-    <w:p>
-      <w:pPr>
-        <w:pStyle w:val="a7"/>
-        <w:numPr>
-          <w:ilvl w:val="0"/>
-          <w:numId w:val="1"/>
-        </w:numPr>
-        <w:rPr>
-          <w:rFonts w:ascii="Times New Roman" w:hAnsi="Times New Roman" w:cs="Times New Roman"/>
-          <w:sz w:val="28"/>
-          <w:szCs w:val="28"/>
-        </w:rPr>
-      </w:pPr>
-      <w:r>
-        <w:rPr>
-          <w:rFonts w:ascii="Times New Roman" w:hAnsi="Times New Roman" w:cs="Times New Roman"/>
-          <w:noProof/>
-          <w:sz w:val="28"/>
-          <w:szCs w:val="28"/>
-        </w:rPr>
-        <w:t xml:space="preserve">Підключився до теки користувача </w:t>
-      </w:r>
-      <w:r>
-        <w:rPr>
-          <w:rFonts w:ascii="Times New Roman" w:hAnsi="Times New Roman" w:cs="Times New Roman"/>
-          <w:noProof/>
-          <w:sz w:val="28"/>
-          <w:szCs w:val="28"/>
-        </w:rPr>
-        <w:drawing>
-          <wp:inline distT="0" distB="0" distL="0" distR="0" wp14:anchorId="44285A5B" wp14:editId="5B1F2D06">
-            <wp:extent cx="5163271" cy="981212"/>
-            <wp:effectExtent l="0" t="0" r="0" b="9525"/>
-            <wp:docPr id="10" name="Рисунок 10"/>
-            <wp:cNvGraphicFramePr>
-              <a:graphicFrameLocks xmlns:a="http://schemas.openxmlformats.org/drawingml/2006/main" noChangeAspect="1"/>
-            </wp:cNvGraphicFramePr>
-            <a:graphic xmlns:a="http://schemas.openxmlformats.org/drawingml/2006/main">
-              <a:graphicData uri="http://schemas.openxmlformats.org/drawingml/2006/picture">
-                <pic:pic xmlns:pic="http://schemas.openxmlformats.org/drawingml/2006/picture">
-                  <pic:nvPicPr>
-                    <pic:cNvPr id="1" name=""/>
-                    <pic:cNvPicPr/>
-                  </pic:nvPicPr>
-                  <pic:blipFill>
-                    <a:blip r:embed="rId14"/>
-                    <a:stretch>
-                      <a:fillRect/>
-                    </a:stretch>
-                  </pic:blipFill>
-                  <pic:spPr>
-                    <a:xfrm>
-                      <a:off x="0" y="0"/>
-                      <a:ext cx="5163271" cy="981212"/>
-                    </a:xfrm>
-                    <a:prstGeom prst="rect">
-                      <a:avLst/>
-                    </a:prstGeom>
-                  </pic:spPr>
-                </pic:pic>
-              </a:graphicData>
-            </a:graphic>
-          </wp:inline>
-        </w:drawing>
-      </w:r>
-    </w:p>
-    <w:p>
-      <w:pPr>
-        <w:ind w:left="720"/>
-        <w:rPr>
-          <w:rFonts w:ascii="Times New Roman" w:hAnsi="Times New Roman" w:cs="Times New Roman"/>
-          <w:sz w:val="28"/>
-          <w:szCs w:val="28"/>
-        </w:rPr>
-      </w:pPr>
-      <w:r>
-        <w:rPr>
-          <w:rFonts w:ascii="Times New Roman" w:hAnsi="Times New Roman" w:cs="Times New Roman"/>
-          <w:sz w:val="28"/>
-          <w:szCs w:val="28"/>
-        </w:rPr>
-        <w:br/>
-        <w:t>Контрольні питання:</w:t>
-      </w:r>
-      <w:r>
-        <w:rPr>
-          <w:rFonts w:ascii="Times New Roman" w:hAnsi="Times New Roman" w:cs="Times New Roman"/>
-          <w:sz w:val="28"/>
-          <w:szCs w:val="28"/>
-        </w:rPr>
-        <w:br/>
-      </w:r>
-      <w:proofErr w:type="spellStart"/>
-      <w:r>
-        <w:rPr>
-          <w:rFonts w:ascii="Times New Roman" w:hAnsi="Times New Roman" w:cs="Times New Roman"/>
-          <w:sz w:val="28"/>
-          <w:szCs w:val="28"/>
-        </w:rPr>
-        <w:t>Samba</w:t>
-      </w:r>
-      <w:proofErr w:type="spellEnd"/>
-      <w:r>
-        <w:rPr>
-          <w:rFonts w:ascii="Times New Roman" w:hAnsi="Times New Roman" w:cs="Times New Roman"/>
-          <w:sz w:val="28"/>
-          <w:szCs w:val="28"/>
-        </w:rPr>
-        <w:t>-сервер призначений для надання спільного доступу до файлів/принтерів у мережі та інтеграції з Windows-середовищем.</w:t>
-      </w:r>
-    </w:p>
-    <w:p>
-      <w:pPr>
-        <w:ind w:left="720"/>
-        <w:rPr>
-          <w:rFonts w:ascii="Times New Roman" w:hAnsi="Times New Roman" w:cs="Times New Roman"/>
-          <w:sz w:val="28"/>
-          <w:szCs w:val="28"/>
-        </w:rPr>
-      </w:pPr>
-      <w:proofErr w:type="spellStart"/>
-      <w:r>
-        <w:rPr>
-          <w:rFonts w:ascii="Times New Roman" w:hAnsi="Times New Roman" w:cs="Times New Roman"/>
-          <w:sz w:val="28"/>
-          <w:szCs w:val="28"/>
-        </w:rPr>
-        <w:t>Samba</w:t>
-      </w:r>
-      <w:proofErr w:type="spellEnd"/>
-      <w:r>
-        <w:rPr>
-          <w:rFonts w:ascii="Times New Roman" w:hAnsi="Times New Roman" w:cs="Times New Roman"/>
-          <w:sz w:val="28"/>
-          <w:szCs w:val="28"/>
-        </w:rPr>
-        <w:t xml:space="preserve"> використовує SMB/CIFS (для файлів/принтерів); для доменних функцій також залучаються LDAP, </w:t>
-      </w:r>
-      <w:proofErr w:type="spellStart"/>
-      <w:r>
-        <w:rPr>
-          <w:rFonts w:ascii="Times New Roman" w:hAnsi="Times New Roman" w:cs="Times New Roman"/>
-          <w:sz w:val="28"/>
-          <w:szCs w:val="28"/>
-        </w:rPr>
-        <w:t>Kerberos</w:t>
-      </w:r>
-      <w:proofErr w:type="spellEnd"/>
-      <w:r>
-        <w:rPr>
-          <w:rFonts w:ascii="Times New Roman" w:hAnsi="Times New Roman" w:cs="Times New Roman"/>
-          <w:sz w:val="28"/>
-          <w:szCs w:val="28"/>
-        </w:rPr>
-        <w:t>, DNS (у режимі AD DC).</w:t>
-      </w:r>
-    </w:p>
-    <w:p>
-      <w:pPr>
-        <w:ind w:left="720"/>
-        <w:rPr>
-          <w:rFonts w:ascii="Times New Roman" w:hAnsi="Times New Roman" w:cs="Times New Roman"/>
-          <w:sz w:val="28"/>
-          <w:szCs w:val="28"/>
-        </w:rPr>
-      </w:pPr>
-      <w:r>
-        <w:rPr>
-          <w:rFonts w:ascii="Times New Roman" w:hAnsi="Times New Roman" w:cs="Times New Roman"/>
-          <w:sz w:val="28"/>
-          <w:szCs w:val="28"/>
-        </w:rPr>
-        <w:t xml:space="preserve">Windows </w:t>
-      </w:r>
-      <w:proofErr w:type="spellStart"/>
-      <w:r>
-        <w:rPr>
-          <w:rFonts w:ascii="Times New Roman" w:hAnsi="Times New Roman" w:cs="Times New Roman"/>
-          <w:sz w:val="28"/>
-          <w:szCs w:val="28"/>
-        </w:rPr>
-        <w:t>Active</w:t>
-      </w:r>
-      <w:proofErr w:type="spellEnd"/>
-      <w:r>
-        <w:rPr>
-          <w:rFonts w:ascii="Times New Roman" w:hAnsi="Times New Roman" w:cs="Times New Roman"/>
-          <w:sz w:val="28"/>
-          <w:szCs w:val="28"/>
-        </w:rPr>
-        <w:t xml:space="preserve"> </w:t>
-      </w:r>
-      <w:proofErr w:type="spellStart"/>
-      <w:r>
-        <w:rPr>
-          <w:rFonts w:ascii="Times New Roman" w:hAnsi="Times New Roman" w:cs="Times New Roman"/>
-          <w:sz w:val="28"/>
-          <w:szCs w:val="28"/>
-        </w:rPr>
-        <w:t>Directory</w:t>
-      </w:r>
-      <w:proofErr w:type="spellEnd"/>
-      <w:r>
-        <w:rPr>
-          <w:rFonts w:ascii="Times New Roman" w:hAnsi="Times New Roman" w:cs="Times New Roman"/>
-          <w:sz w:val="28"/>
-          <w:szCs w:val="28"/>
-        </w:rPr>
-        <w:t xml:space="preserve"> </w:t>
-      </w:r>
-      <w:r>
-        <w:rPr>
-          <w:rFonts w:ascii="Times New Roman" w:hAnsi="Times New Roman" w:cs="Times New Roman"/>
-          <w:sz w:val="28"/>
-          <w:szCs w:val="28"/>
-        </w:rPr>
-        <w:t>-</w:t>
-      </w:r>
-      <w:r>
-        <w:rPr>
-          <w:rFonts w:ascii="Times New Roman" w:hAnsi="Times New Roman" w:cs="Times New Roman"/>
-          <w:sz w:val="28"/>
-          <w:szCs w:val="28"/>
-        </w:rPr>
-        <w:t xml:space="preserve"> це служба каталогів для централізованого керування користувачами, комп’ютерами, правами доступу та політиками (GPO) у домені.</w:t>
-      </w:r>
-    </w:p>
-    <w:p>
-      <w:pPr>
-        <w:ind w:left="720"/>
-        <w:rPr>
-          <w:rFonts w:ascii="Times New Roman" w:hAnsi="Times New Roman" w:cs="Times New Roman"/>
-          <w:sz w:val="28"/>
-          <w:szCs w:val="28"/>
-        </w:rPr>
-      </w:pPr>
-      <w:r>
-        <w:rPr>
-          <w:rFonts w:ascii="Times New Roman" w:hAnsi="Times New Roman" w:cs="Times New Roman"/>
-          <w:sz w:val="28"/>
-          <w:szCs w:val="28"/>
-        </w:rPr>
-        <w:t xml:space="preserve">Домен </w:t>
-      </w:r>
-      <w:r>
-        <w:rPr>
-          <w:rFonts w:ascii="Times New Roman" w:hAnsi="Times New Roman" w:cs="Times New Roman"/>
-          <w:sz w:val="28"/>
-          <w:szCs w:val="28"/>
-        </w:rPr>
-        <w:t>-</w:t>
-      </w:r>
-      <w:r>
-        <w:rPr>
-          <w:rFonts w:ascii="Times New Roman" w:hAnsi="Times New Roman" w:cs="Times New Roman"/>
-          <w:sz w:val="28"/>
-          <w:szCs w:val="28"/>
-        </w:rPr>
-        <w:t xml:space="preserve"> централізована автентифікація й політики з контролером домену; робоча група </w:t>
-      </w:r>
-      <w:r>
-        <w:rPr>
-          <w:rFonts w:ascii="Times New Roman" w:hAnsi="Times New Roman" w:cs="Times New Roman"/>
-          <w:sz w:val="28"/>
-          <w:szCs w:val="28"/>
-        </w:rPr>
-        <w:t>-</w:t>
-      </w:r>
-      <w:r>
-        <w:rPr>
-          <w:rFonts w:ascii="Times New Roman" w:hAnsi="Times New Roman" w:cs="Times New Roman"/>
-          <w:sz w:val="28"/>
-          <w:szCs w:val="28"/>
-        </w:rPr>
-        <w:t xml:space="preserve"> однорангова модель без централізованого керування (кожен ПК має свої локальні облікові записи).</w:t>
-      </w:r>
-    </w:p>
-    <w:p>
-      <w:pPr>
-        <w:ind w:left="720"/>
-        <w:rPr>
-          <w:rFonts w:ascii="Times New Roman" w:hAnsi="Times New Roman" w:cs="Times New Roman"/>
-          <w:sz w:val="28"/>
-          <w:szCs w:val="28"/>
-        </w:rPr>
-      </w:pPr>
-      <w:r>
-        <w:rPr>
-          <w:rFonts w:ascii="Times New Roman" w:hAnsi="Times New Roman" w:cs="Times New Roman"/>
-          <w:sz w:val="28"/>
-          <w:szCs w:val="28"/>
-        </w:rPr>
-        <w:t xml:space="preserve">Щоб налаштувати </w:t>
-      </w:r>
-      <w:proofErr w:type="spellStart"/>
-      <w:r>
-        <w:rPr>
-          <w:rFonts w:ascii="Times New Roman" w:hAnsi="Times New Roman" w:cs="Times New Roman"/>
-          <w:sz w:val="28"/>
-          <w:szCs w:val="28"/>
-        </w:rPr>
-        <w:t>Samba</w:t>
-      </w:r>
-      <w:proofErr w:type="spellEnd"/>
-      <w:r>
-        <w:rPr>
-          <w:rFonts w:ascii="Times New Roman" w:hAnsi="Times New Roman" w:cs="Times New Roman"/>
-          <w:sz w:val="28"/>
-          <w:szCs w:val="28"/>
-        </w:rPr>
-        <w:t xml:space="preserve"> як контролер домену (AD DC): встановити </w:t>
-      </w:r>
-      <w:proofErr w:type="spellStart"/>
-      <w:r>
-        <w:rPr>
-          <w:rFonts w:ascii="Times New Roman" w:hAnsi="Times New Roman" w:cs="Times New Roman"/>
-          <w:sz w:val="28"/>
-          <w:szCs w:val="28"/>
-        </w:rPr>
-        <w:t>Samba</w:t>
-      </w:r>
-      <w:proofErr w:type="spellEnd"/>
-      <w:r>
-        <w:rPr>
-          <w:rFonts w:ascii="Times New Roman" w:hAnsi="Times New Roman" w:cs="Times New Roman"/>
-          <w:sz w:val="28"/>
-          <w:szCs w:val="28"/>
-        </w:rPr>
-        <w:t xml:space="preserve"> з AD-компонентами, виконати </w:t>
-      </w:r>
-      <w:proofErr w:type="spellStart"/>
-      <w:r>
-        <w:rPr>
-          <w:rFonts w:ascii="Times New Roman" w:hAnsi="Times New Roman" w:cs="Times New Roman"/>
-          <w:sz w:val="28"/>
-          <w:szCs w:val="28"/>
-        </w:rPr>
-        <w:t>samba-tool</w:t>
-      </w:r>
-      <w:proofErr w:type="spellEnd"/>
-      <w:r>
-        <w:rPr>
-          <w:rFonts w:ascii="Times New Roman" w:hAnsi="Times New Roman" w:cs="Times New Roman"/>
-          <w:sz w:val="28"/>
-          <w:szCs w:val="28"/>
-        </w:rPr>
-        <w:t xml:space="preserve"> </w:t>
-      </w:r>
-      <w:proofErr w:type="spellStart"/>
-      <w:r>
-        <w:rPr>
-          <w:rFonts w:ascii="Times New Roman" w:hAnsi="Times New Roman" w:cs="Times New Roman"/>
-          <w:sz w:val="28"/>
-          <w:szCs w:val="28"/>
-        </w:rPr>
-        <w:t>domain</w:t>
-      </w:r>
-      <w:proofErr w:type="spellEnd"/>
-      <w:r>
-        <w:rPr>
-          <w:rFonts w:ascii="Times New Roman" w:hAnsi="Times New Roman" w:cs="Times New Roman"/>
-          <w:sz w:val="28"/>
-          <w:szCs w:val="28"/>
-        </w:rPr>
-        <w:t xml:space="preserve"> </w:t>
-      </w:r>
-      <w:proofErr w:type="spellStart"/>
-      <w:r>
-        <w:rPr>
-          <w:rFonts w:ascii="Times New Roman" w:hAnsi="Times New Roman" w:cs="Times New Roman"/>
-          <w:sz w:val="28"/>
-          <w:szCs w:val="28"/>
-        </w:rPr>
-        <w:t>provision</w:t>
-      </w:r>
-      <w:proofErr w:type="spellEnd"/>
-      <w:r>
-        <w:rPr>
-          <w:rFonts w:ascii="Times New Roman" w:hAnsi="Times New Roman" w:cs="Times New Roman"/>
-          <w:sz w:val="28"/>
-          <w:szCs w:val="28"/>
-        </w:rPr>
-        <w:t>, налаштувати DNS/</w:t>
-      </w:r>
-      <w:proofErr w:type="spellStart"/>
-      <w:r>
-        <w:rPr>
-          <w:rFonts w:ascii="Times New Roman" w:hAnsi="Times New Roman" w:cs="Times New Roman"/>
-          <w:sz w:val="28"/>
-          <w:szCs w:val="28"/>
-        </w:rPr>
-        <w:t>резолвінг</w:t>
-      </w:r>
-      <w:proofErr w:type="spellEnd"/>
-      <w:r>
-        <w:rPr>
-          <w:rFonts w:ascii="Times New Roman" w:hAnsi="Times New Roman" w:cs="Times New Roman"/>
-          <w:sz w:val="28"/>
-          <w:szCs w:val="28"/>
-        </w:rPr>
-        <w:t xml:space="preserve">, увімкнути й запустити службу </w:t>
-      </w:r>
-      <w:proofErr w:type="spellStart"/>
-      <w:r>
-        <w:rPr>
-          <w:rFonts w:ascii="Times New Roman" w:hAnsi="Times New Roman" w:cs="Times New Roman"/>
-          <w:sz w:val="28"/>
-          <w:szCs w:val="28"/>
-        </w:rPr>
-        <w:t>samba</w:t>
-      </w:r>
-      <w:proofErr w:type="spellEnd"/>
-      <w:r>
-        <w:rPr>
-          <w:rFonts w:ascii="Times New Roman" w:hAnsi="Times New Roman" w:cs="Times New Roman"/>
-          <w:sz w:val="28"/>
-          <w:szCs w:val="28"/>
-        </w:rPr>
-        <w:t>, відкрити потрібні порти та приєднати клієнти до домену.</w:t>
-      </w:r>
-    </w:p>
-    <w:p>
-      <w:pPr>
-        <w:ind w:left="360"/>
-        <w:rPr>
-          <w:rFonts w:ascii="Times New Roman" w:hAnsi="Times New Roman" w:cs="Times New Roman"/>
-          <w:sz w:val="28"/>
-          <w:szCs w:val="28"/>
-        </w:rPr>
-      </w:pPr>
-      <w:r>
-        <w:rPr>
-          <w:rFonts w:ascii="Times New Roman" w:hAnsi="Times New Roman" w:cs="Times New Roman"/>
-          <w:sz w:val="28"/>
-          <w:szCs w:val="28"/>
-        </w:rPr>
-        <w:br/>
-      </w:r>
+      <w:r>
+        <w:rPr>
+          <w:rFonts w:ascii="Times New Roman" w:hAnsi="Times New Roman" w:cs="Times New Roman"/>
+          <w:vanish/>
+          <w:sz w:val="28"/>
+          <w:szCs w:val="28"/>
+        </w:rPr>
+        <w:t>Начало формы</w:t>
+      </w:r>
+    </w:p>
+    <w:p>
+      <w:pPr>
+        <w:rPr>
+          <w:rFonts w:ascii="Times New Roman" w:hAnsi="Times New Roman" w:cs="Times New Roman"/>
+          <w:vanish/>
+          <w:sz w:val="28"/>
+          <w:szCs w:val="28"/>
+        </w:rPr>
+      </w:pPr>
+      <w:r>
+        <w:rPr>
+          <w:rFonts w:ascii="Times New Roman" w:hAnsi="Times New Roman" w:cs="Times New Roman"/>
+          <w:vanish/>
+          <w:sz w:val="28"/>
+          <w:szCs w:val="28"/>
+        </w:rPr>
+        <w:t>Конец формы</w:t>
+      </w:r>
+    </w:p>
+    <w:p>
+      <w:pPr>
+        <w:rPr>
+          <w:rFonts w:ascii="Times New Roman" w:hAnsi="Times New Roman" w:cs="Times New Roman"/>
+          <w:sz w:val="28"/>
+          <w:szCs w:val="28"/>
+        </w:rPr>
+      </w:pPr>
     </w:p>
     <w:sectPr>
       <w:pgSz w:w="11906" w:h="16838"/>
@@ -2644,6 +1800,29 @@
       <w:szCs w:val="24"/>
     </w:rPr>
   </w:style>
+  <w:style w:type="character" w:styleId="ad">
+    <w:name w:val="Hyperlink"/>
+    <w:basedOn w:val="a0"/>
+    <w:uiPriority w:val="99"/>
+    <w:unhideWhenUsed/>
+    <w:rsid w:val="00750172"/>
+    <w:rPr>
+      <w:color w:val="467886" w:themeColor="hyperlink"/>
+      <w:u w:val="single"/>
+    </w:rPr>
+  </w:style>
+  <w:style w:type="character" w:styleId="ae">
+    <w:name w:val="Unresolved Mention"/>
+    <w:basedOn w:val="a0"/>
+    <w:uiPriority w:val="99"/>
+    <w:semiHidden/>
+    <w:unhideWhenUsed/>
+    <w:rsid w:val="00750172"/>
+    <w:rPr>
+      <w:color w:val="605E5C"/>
+      <w:shd w:val="clear" w:color="auto" w:fill="E1DFDD"/>
+    </w:rPr>
+  </w:style>
 </w:styles>
 </file>
 
